--- a/security-applications-which-impersonate-applicationsv/applications-which-impersonate-applications.docx
+++ b/security-applications-which-impersonate-applicationsv/applications-which-impersonate-applications.docx
@@ -406,7 +406,34 @@
           <w:szCs w:val="24"/>
           <w:lang w:val="en-US"/>
         </w:rPr>
-        <w:t>, even if he/she wanted</w:t>
+        <w:t>. E</w:t>
+      </w:r>
+      <w:r>
+        <w:rPr>
+          <w:rFonts w:ascii="Liberation Mono" w:hAnsi="Liberation Mono" w:cs="Liberation Mono"/>
+          <w:sz w:val="24"/>
+          <w:szCs w:val="24"/>
+          <w:lang w:val="en-US"/>
+        </w:rPr>
+        <w:t>ven</w:t>
+      </w:r>
+      <w:r>
+        <w:rPr>
+          <w:rFonts w:ascii="Liberation Mono" w:hAnsi="Liberation Mono" w:cs="Liberation Mono"/>
+          <w:sz w:val="24"/>
+          <w:szCs w:val="24"/>
+          <w:lang w:val="en-US"/>
+        </w:rPr>
+        <w:t>,</w:t>
+      </w:r>
+      <w:r>
+        <w:rPr>
+          <w:rFonts w:ascii="Liberation Mono" w:hAnsi="Liberation Mono" w:cs="Liberation Mono"/>
+          <w:sz w:val="24"/>
+          <w:szCs w:val="24"/>
+          <w:lang w:val="en-US"/>
+        </w:rPr>
+        <w:t xml:space="preserve"> if he/she wanted</w:t>
       </w:r>
       <w:r>
         <w:rPr>
@@ -507,16 +534,52 @@
           <w:szCs w:val="24"/>
           <w:lang w:val="en-US"/>
         </w:rPr>
-        <w:t xml:space="preserve">, I </w:t>
-      </w:r>
-      <w:r>
-        <w:rPr>
-          <w:rFonts w:ascii="Liberation Mono" w:hAnsi="Liberation Mono" w:cs="Liberation Mono"/>
-          <w:sz w:val="24"/>
-          <w:szCs w:val="24"/>
-          <w:lang w:val="en-US"/>
-        </w:rPr>
-        <w:t xml:space="preserve">suggest </w:t>
+        <w:t xml:space="preserve">, </w:t>
+      </w:r>
+      <w:r>
+        <w:rPr>
+          <w:rFonts w:ascii="Liberation Mono" w:hAnsi="Liberation Mono" w:cs="Liberation Mono"/>
+          <w:sz w:val="24"/>
+          <w:szCs w:val="24"/>
+          <w:lang w:val="en-US"/>
+        </w:rPr>
+        <w:t xml:space="preserve">then </w:t>
+      </w:r>
+      <w:r>
+        <w:rPr>
+          <w:rFonts w:ascii="Liberation Mono" w:hAnsi="Liberation Mono" w:cs="Liberation Mono"/>
+          <w:sz w:val="24"/>
+          <w:szCs w:val="24"/>
+          <w:lang w:val="en-US"/>
+        </w:rPr>
+        <w:t xml:space="preserve">I </w:t>
+      </w:r>
+      <w:r>
+        <w:rPr>
+          <w:rFonts w:ascii="Liberation Mono" w:hAnsi="Liberation Mono" w:cs="Liberation Mono"/>
+          <w:sz w:val="24"/>
+          <w:szCs w:val="24"/>
+          <w:lang w:val="en-US"/>
+        </w:rPr>
+        <w:t>suggest</w:t>
+      </w:r>
+      <w:r>
+        <w:rPr>
+          <w:rFonts w:ascii="Liberation Mono" w:hAnsi="Liberation Mono" w:cs="Liberation Mono"/>
+          <w:sz w:val="24"/>
+          <w:szCs w:val="24"/>
+          <w:lang w:val="en-US"/>
+        </w:rPr>
+        <w:t>,</w:t>
+      </w:r>
+      <w:r>
+        <w:rPr>
+          <w:rFonts w:ascii="Liberation Mono" w:hAnsi="Liberation Mono" w:cs="Liberation Mono"/>
+          <w:sz w:val="24"/>
+          <w:szCs w:val="24"/>
+          <w:lang w:val="en-US"/>
+        </w:rPr>
+        <w:t xml:space="preserve"> </w:t>
       </w:r>
       <w:r>
         <w:rPr>
@@ -698,8 +761,10 @@
           <w:szCs w:val="24"/>
           <w:lang w:val="en-US"/>
         </w:rPr>
-        <w:t xml:space="preserve"> not completely responsible</w:t>
-      </w:r>
+        <w:t xml:space="preserve"> not</w:t>
+      </w:r>
+      <w:bookmarkStart w:id="0" w:name="_GoBack"/>
+      <w:bookmarkEnd w:id="0"/>
       <w:r>
         <w:rPr>
           <w:rFonts w:ascii="Liberation Mono" w:hAnsi="Liberation Mono" w:cs="Liberation Mono"/>
@@ -708,6 +773,15 @@
           <w:lang w:val="en-US"/>
         </w:rPr>
         <w:t xml:space="preserve"> </w:t>
+      </w:r>
+      <w:r>
+        <w:rPr>
+          <w:rFonts w:ascii="Liberation Mono" w:hAnsi="Liberation Mono" w:cs="Liberation Mono"/>
+          <w:sz w:val="24"/>
+          <w:szCs w:val="24"/>
+          <w:lang w:val="en-US"/>
+        </w:rPr>
+        <w:t xml:space="preserve">responsibility </w:t>
       </w:r>
       <w:r>
         <w:rPr>
@@ -983,8 +1057,6 @@
           <w:lang w:val="en-US"/>
         </w:rPr>
       </w:pPr>
-      <w:bookmarkStart w:id="0" w:name="_GoBack"/>
-      <w:bookmarkEnd w:id="0"/>
     </w:p>
     <w:sectPr>
       <w:pgSz w:w="11906" w:h="16838"/>
